--- a/Documentation/User Manual/TurnHub Hardware Manual V0.21.docx
+++ b/Documentation/User Manual/TurnHub Hardware Manual V0.21.docx
@@ -2604,10 +2604,10 @@
         <ns0:rPr>
           <ns0:b/>
         </ns0:rPr>
-        <ns0:t>One unified Sigil:</ns0:t>
-      </ns0:r>
-      <ns0:r>
-        <ns0:t xml:space="preserve"> a single model with the thumbstick and light ring and a larger color screen, replacing the e-ink and OLED versions.</ns0:t>
+        <ns0:t>One touchscreen Sigil: a larger color screen with labeled touch controls, replacing the joystick, light ring, e-ink and OLED versions. The current touchscreen prototype uses the former 2.8-inch Atlas board. Hold Pair for 3 seconds, then compare the code on Atlas; Device includes touch calibration. It stays awake while powered, with no Sleep option. BOOT still provides pairing, unpair and factory reset.</ns0:t>
+      </ns0:r>
+      <ns0:r>
+        <ns0:t xml:space="preserve"/>
       </ns0:r>
     </ns0:p>
     <ns0:p>

--- a/Documentation/User Manual/TurnHub Hardware Manual V0.21.docx
+++ b/Documentation/User Manual/TurnHub Hardware Manual V0.21.docx
@@ -2604,7 +2604,7 @@
         <ns0:rPr>
           <ns0:b/>
         </ns0:rPr>
-        <ns0:t>One touchscreen Sigil: a larger color screen with labeled touch controls, replacing the joystick, light ring, e-ink and OLED versions. The current touchscreen prototype uses the former 2.8-inch Atlas board. Hold Pair for 3 seconds, then compare the code on Atlas; Device includes touch calibration. It stays awake while powered, with no Sleep option. BOOT still provides pairing, unpair and factory reset.</ns0:t>
+        <ns0:t>The touchscreen Atlas and Sigil open on Home, with Game, Table and Settings navigation. Game holds the player controls on a Sigil and the host controls on Atlas. Table shows everyone read only. On the Sigil, tap minus or plus beside the life total, or More for other game actions; choose profiles from the full-width name rows. Settings includes theme, touch calibration, Unpair and Factory reset. The Sigil stays awake while powered, with no Sleep option. Its BOOT button still provides pairing, unpair and factory reset.</ns0:t>
       </ns0:r>
       <ns0:r>
         <ns0:t xml:space="preserve"/>

--- a/Documentation/User Manual/TurnHub Hardware Manual V0.21.docx
+++ b/Documentation/User Manual/TurnHub Hardware Manual V0.21.docx
@@ -1414,7 +1414,7 @@
     <ns0:p>
       <ns0:pPr/>
       <ns0:r>
-        <ns0:t>Games and their starting life on this Atlas: Generic 40, Magic 20, Commander 40 and Yu-Gi-Oh! 8000, or any whole number from 0 to 1,000,000.</ns0:t>
+        <ns0:t>Games and their starting life on this Atlas: Generic 40, Magic 20, Commander 40 and Yu-Gi-Oh! 8000, or any whole number from 0 to 99,999.</ns0:t>
       </ns0:r>
     </ns0:p>
     <ns0:p>

--- a/Documentation/User Manual/TurnHub Hardware Manual V0.21.docx
+++ b/Documentation/User Manual/TurnHub Hardware Manual V0.21.docx
@@ -151,7 +151,7 @@
     <ns0:p>
       <ns0:pPr/>
       <ns0:r>
-        <ns0:t>The top line shows what the table is doing (Lobby, Starting, Playing, Paused or Game Over) and how many Sigils are online; during and after a game it also shows the round and how long the match has run. Below it, Atlas shows whose turn it is, a turn clock, and a card for each player with their name, life total, their total time on their own turns and a label: TURN, OUT, WINNER, STARTS, or CONFIRM for the player a win claim is waiting on.</ns0:t>
+        <ns0:t>The top line shows what the table is doing (Lobby, Starting, Playing, Paused or Game Over) and how many Sigils are online; during and after a game it also shows the round and how long the match has run. Below it, Atlas shows whose turn it is, a turn clock, and a card for each player with their name, life total, their total time on their own turns and a label: TURN, OUT, WINNER, STARTS, or CONFIRM for the player a win claim is waiting on. The Table tab is a read-only scoreboard: the round, the match time and whose turn it is, then a row per player with their life, a bar comparing it with the highest total, and their time on turn.</ns0:t>
       </ns0:r>
     </ns0:p>
     <ns0:p>

--- a/Documentation/User Manual/TurnHub Hardware Manual V0.21.docx
+++ b/Documentation/User Manual/TurnHub Hardware Manual V0.21.docx
@@ -2604,7 +2604,7 @@
         <ns0:rPr>
           <ns0:b/>
         </ns0:rPr>
-        <ns0:t>The touchscreen Atlas and Sigil open on Home, with Game, Table and Settings navigation. Game holds the player controls on a Sigil and the host controls on Atlas. Table shows everyone read only. On the Sigil, tap minus or plus beside the life total, or More for other game actions; choose profiles from the full-width name rows. Settings includes theme, touch calibration, Unpair and Factory reset. The Sigil stays awake while powered, with no Sleep option. Its BOOT button still provides pairing, unpair and factory reset.</ns0:t>
+        <ns0:t>The touchscreen Atlas and Sigil open on Home, with Game, Table and Settings navigation. Game holds the player controls on a Sigil and the host controls on Atlas. Table shows everyone read only. On the Sigil, tap minus or plus beside the life total, or More for player actions and Counters &amp; status. Its paged controls include poison, energy, experience, treasure, rad, city’s blessing, monarch and initiative. Commander also shows casts, the next tax and partner commanders. Atlas validates every change. Device settings are on the Settings tab; choose profiles from the full-width name rows. Settings includes theme, touch calibration, Unpair and Factory reset. The Sigil stays awake while powered, with no Sleep option. Its BOOT button still provides pairing, unpair and factory reset.</ns0:t>
       </ns0:r>
       <ns0:r>
         <ns0:t xml:space="preserve"/>

--- a/Documentation/User Manual/TurnHub Hardware Manual V0.21.docx
+++ b/Documentation/User Manual/TurnHub Hardware Manual V0.21.docx
@@ -2604,7 +2604,7 @@
         <ns0:rPr>
           <ns0:b/>
         </ns0:rPr>
-        <ns0:t>The touchscreen Atlas and Sigil open on Home, with Game, Table and Settings navigation. Game holds the player controls on a Sigil and the host controls on Atlas. Table shows everyone read only. On the Sigil, tap minus or plus beside the life total, or More for player actions and Counters &amp; status. Its paged controls include poison, energy, experience, treasure, rad, city’s blessing, monarch and initiative. Commander also shows casts, the next tax and partner commanders. Atlas validates every change. Device settings are on the Settings tab; choose profiles from the full-width name rows. Settings includes theme, touch calibration, Unpair and Factory reset. The Sigil stays awake while powered, with no Sleep option. Its BOOT button still provides pairing, unpair and factory reset.</ns0:t>
+        <ns0:t>The touchscreen Atlas and Sigil open on Home, with Game, Table and Settings navigation. Game holds the player controls on a Sigil and the host controls on Atlas. Table shows everyone read only. On the Sigil, tap minus or plus beside the life total, or More for player actions and Counters &amp; status. Its paged controls include poison, energy, experience, treasure, rad, city’s blessing, monarch and initiative. Commander also shows casts, the next tax and partner commanders. Atlas validates every change. Device settings are on the Settings tab; choose profiles from the full-width name rows. Settings includes theme, touch calibration, Unpair and Factory reset. The Sigil stays awake while powered, with no Sleep option. Its BOOT button still provides pairing, unpair and factory reset. On the new hardware nothing is held: a tap does it, and actions that are hard to undo (Claim win, Concede, Remove, Clear, Reset, Master pass, End match, Unpair and Factory reset) ask Cancel or confirm in a popup. Each action has one place: Atlas Settings is one list (Pair a Sigil, QR codes, Theme, Device), Start in the lobby opens New game with the app's options (game, mode, starting life, turn timer, House rules), and the Planes tab appears only when Planechase is on.</ns0:t>
       </ns0:r>
       <ns0:r>
         <ns0:t xml:space="preserve"/>

--- a/Documentation/User Manual/TurnHub Hardware Manual V0.21.docx
+++ b/Documentation/User Manual/TurnHub Hardware Manual V0.21.docx
@@ -608,6 +608,12 @@
       </ns0:r>
       <ns0:r>
         <ns0:t xml:space="preserve"> until an administrator changes it. The TurnHub app joins it by itself (App Manual, section 10).</ns0:t>
+      </ns0:r>
+    </ns0:p>
+    <ns0:p>
+      <ns0:pPr/>
+      <ns0:r>
+        <ns0:t>Home Wi-Fi (optional, off by default): an administrator can save a home network in the app or portal and turn on Settings &gt; Home Wi-Fi. Atlas then joins it between games, never during one, to check for updates itself. TurnHub-Atlas stays on the whole time, so phones still join it for games. Atlas, its network and the Sigils share one radio channel (6 unless changed). Under Table channel (advanced) you can match your home network's channel, so Atlas stays connected to it instead of checking in; Atlas restarts, and the Sigils find it on the new channel by themselves within a few seconds.</ns0:t>
       </ns0:r>
     </ns0:p>
     <ns0:p>
